--- a/materials/解答例/解答例_演習6_商談議事録.docx
+++ b/materials/解答例/解答例_演習6_商談議事録.docx
@@ -97,7 +97,7 @@
                 <w:b w:val="0"/>
                 <w:sz w:val="19"/>
               </w:rPr>
-              <w:t>若手技術者向けDX基礎研修 初回ヒアリング</w:t>
+              <w:t>法人営業向け生成AI活用研修 初回ヒアリング</w:t>
             </w:r>
           </w:p>
         </w:tc>
@@ -131,7 +131,7 @@
                 <w:b w:val="0"/>
                 <w:sz w:val="19"/>
               </w:rPr>
-              <w:t>2026年10月6日（火）14:00〜15:10　みなと精機 本社 3階 第2会議室</w:t>
+              <w:t>2026年10月6日（火）14:00〜15:05　みらい商事 東京本社 5階 会議室B</w:t>
             </w:r>
           </w:p>
         </w:tc>
@@ -165,7 +165,7 @@
                 <w:b w:val="0"/>
                 <w:sz w:val="19"/>
               </w:rPr>
-              <w:t>みなと精機：佐伯課長、大西部長、高野様</w:t>
+              <w:t>みらい商事：佐伯課長、大西部長、高野様</w:t>
             </w:r>
           </w:p>
           <w:p>
@@ -203,7 +203,7 @@
           <w:rFonts w:ascii="Yu Gothic" w:hAnsi="Yu Gothic" w:eastAsia="游ゴシック"/>
           <w:b w:val="0"/>
         </w:rPr>
-        <w:t>中期経営計画「MINATO VISION 2028」でDX推進が重点施策。経営層から若手のデジタル人材育成を求められている</w:t>
+        <w:t>Microsoft 365 を全社で利用。今春から営業企画部・営業第一部の一部で Copilot を試行中</w:t>
       </w:r>
     </w:p>
     <w:p>
@@ -215,7 +215,7 @@
           <w:rFonts w:ascii="Yu Gothic" w:hAnsi="Yu Gothic" w:eastAsia="游ゴシック"/>
           <w:b w:val="0"/>
         </w:rPr>
-        <w:t>熟練工の約3割が5年以内に定年を迎え、技能伝承が最大の課題（大西部長）</w:t>
+        <w:t>使う人と使わない人の差が大きく、使い方もバラバラで、成果につながっているか分からない（佐伯課長）</w:t>
       </w:r>
     </w:p>
     <w:p>
@@ -227,7 +227,19 @@
           <w:rFonts w:ascii="Yu Gothic" w:hAnsi="Yu Gothic" w:eastAsia="游ゴシック"/>
           <w:b w:val="0"/>
         </w:rPr>
-        <w:t>設備稼働データ・検査データは蓄積されているが、分析して改善につなげられる若手がいない</w:t>
+        <w:t>提案書・議事録などの書き物に時間を取られており、顧客と話す時間を増やしたい（大西部長）</w:t>
+      </w:r>
+    </w:p>
+    <w:p>
+      <w:pPr>
+        <w:pStyle w:val="ListBullet"/>
+      </w:pPr>
+      <w:r>
+        <w:rPr>
+          <w:rFonts w:ascii="Yu Gothic" w:hAnsi="Yu Gothic" w:eastAsia="游ゴシック"/>
+          <w:b w:val="0"/>
+        </w:rPr>
+        <w:t>顧客情報をどこまで入力してよいか分からず使えない、という声が多い。社内ガイドラインは抽象的</w:t>
       </w:r>
     </w:p>
     <w:p>
@@ -317,7 +329,7 @@
                 <w:b w:val="0"/>
                 <w:sz w:val="19"/>
               </w:rPr>
-              <w:t>入社2〜5年目の技術職 約60名（生産技術・品質保証・設計）／横浜・群馬・岩手の3工場</w:t>
+              <w:t>法人営業 約20名（営業第一部・第二部。入社3〜10年目の中堅中心）</w:t>
             </w:r>
           </w:p>
         </w:tc>
@@ -351,7 +363,41 @@
                 <w:b w:val="0"/>
                 <w:sz w:val="19"/>
               </w:rPr>
-              <w:t>1人あたり3日程度、業務時間内。2027年1〜3月（2月後半の繁忙期は避ける）</w:t>
+              <w:t>1日または2日。11月上旬（11/3の祝日以降）。中旬以降は年末商戦の準備で不可</w:t>
+            </w:r>
+          </w:p>
+        </w:tc>
+      </w:tr>
+      <w:tr>
+        <w:tc>
+          <w:tcPr>
+            <w:tcW w:type="dxa" w:w="1701"/>
+          </w:tcPr>
+          <w:p>
+            <w:r/>
+            <w:r>
+              <w:rPr>
+                <w:rFonts w:ascii="Yu Gothic" w:hAnsi="Yu Gothic" w:eastAsia="游ゴシック"/>
+                <w:b w:val="0"/>
+                <w:sz w:val="19"/>
+              </w:rPr>
+              <w:t>形式</w:t>
+            </w:r>
+          </w:p>
+        </w:tc>
+        <w:tc>
+          <w:tcPr>
+            <w:tcW w:type="dxa" w:w="7654"/>
+          </w:tcPr>
+          <w:p>
+            <w:r/>
+            <w:r>
+              <w:rPr>
+                <w:rFonts w:ascii="Yu Gothic" w:hAnsi="Yu Gothic" w:eastAsia="游ゴシック"/>
+                <w:b w:val="0"/>
+                <w:sz w:val="19"/>
+              </w:rPr>
+              <w:t>集合研修を希望（昨年度のオンライン研修で「質問しにくい」との声）</w:t>
             </w:r>
           </w:p>
         </w:tc>
@@ -385,7 +431,107 @@
                 <w:b w:val="0"/>
                 <w:sz w:val="19"/>
               </w:rPr>
-              <w:t>税別600万円程度。超える場合は11月中旬の予算会議で来期予算として審議</w:t>
+              <w:t>目安100万円（税別）。</w:t>
+            </w:r>
+            <w:r>
+              <w:rPr>
+                <w:rFonts w:ascii="Yu Gothic" w:hAnsi="Yu Gothic" w:eastAsia="游ゴシック"/>
+                <w:b/>
+                <w:sz w:val="19"/>
+              </w:rPr>
+              <w:t>まだ承認前</w:t>
+            </w:r>
+          </w:p>
+        </w:tc>
+      </w:tr>
+      <w:tr>
+        <w:tc>
+          <w:tcPr>
+            <w:tcW w:type="dxa" w:w="1701"/>
+          </w:tcPr>
+          <w:p>
+            <w:r/>
+            <w:r>
+              <w:rPr>
+                <w:rFonts w:ascii="Yu Gothic" w:hAnsi="Yu Gothic" w:eastAsia="游ゴシック"/>
+                <w:b w:val="0"/>
+                <w:sz w:val="19"/>
+              </w:rPr>
+              <w:t>決裁</w:t>
+            </w:r>
+          </w:p>
+        </w:tc>
+        <w:tc>
+          <w:tcPr>
+            <w:tcW w:type="dxa" w:w="7654"/>
+          </w:tcPr>
+          <w:p>
+            <w:r/>
+            <w:r>
+              <w:rPr>
+                <w:rFonts w:ascii="Yu Gothic" w:hAnsi="Yu Gothic" w:eastAsia="游ゴシック"/>
+                <w:b w:val="0"/>
+                <w:sz w:val="19"/>
+              </w:rPr>
+              <w:t>佐伯課長の上長。金額により部長か本部長かが変わり、</w:t>
+            </w:r>
+            <w:r>
+              <w:rPr>
+                <w:rFonts w:ascii="Yu Gothic" w:hAnsi="Yu Gothic" w:eastAsia="游ゴシック"/>
+                <w:b/>
+                <w:sz w:val="19"/>
+              </w:rPr>
+              <w:t>決裁者は未特定</w:t>
+            </w:r>
+          </w:p>
+        </w:tc>
+      </w:tr>
+      <w:tr>
+        <w:tc>
+          <w:tcPr>
+            <w:tcW w:type="dxa" w:w="1701"/>
+          </w:tcPr>
+          <w:p>
+            <w:r/>
+            <w:r>
+              <w:rPr>
+                <w:rFonts w:ascii="Yu Gothic" w:hAnsi="Yu Gothic" w:eastAsia="游ゴシック"/>
+                <w:b w:val="0"/>
+                <w:sz w:val="19"/>
+              </w:rPr>
+              <w:t>提案の形</w:t>
+            </w:r>
+          </w:p>
+        </w:tc>
+        <w:tc>
+          <w:tcPr>
+            <w:tcW w:type="dxa" w:w="7654"/>
+          </w:tcPr>
+          <w:p>
+            <w:r/>
+            <w:r>
+              <w:rPr>
+                <w:rFonts w:ascii="Yu Gothic" w:hAnsi="Yu Gothic" w:eastAsia="游ゴシック"/>
+                <w:b w:val="0"/>
+                <w:sz w:val="19"/>
+              </w:rPr>
+              <w:t xml:space="preserve">予算内の案と、しっかりやる案の </w:t>
+            </w:r>
+            <w:r>
+              <w:rPr>
+                <w:rFonts w:ascii="Yu Gothic" w:hAnsi="Yu Gothic" w:eastAsia="游ゴシック"/>
+                <w:b/>
+                <w:sz w:val="19"/>
+              </w:rPr>
+              <w:t>A案・B案の2案</w:t>
+            </w:r>
+            <w:r>
+              <w:rPr>
+                <w:rFonts w:ascii="Yu Gothic" w:hAnsi="Yu Gothic" w:eastAsia="游ゴシック"/>
+                <w:b w:val="0"/>
+                <w:sz w:val="19"/>
+              </w:rPr>
+              <w:t xml:space="preserve"> がほしい</w:t>
             </w:r>
           </w:p>
         </w:tc>
@@ -419,7 +565,7 @@
                 <w:b w:val="0"/>
                 <w:sz w:val="19"/>
               </w:rPr>
-              <w:t>・現場のデータを使った実践的な演習（品質保証の不良率分析など）</w:t>
+              <w:t>・自分たちの業務の題材（提案書・商談メモ）で練習したい</w:t>
             </w:r>
           </w:p>
           <w:p>
@@ -429,7 +575,7 @@
                 <w:b w:val="0"/>
                 <w:sz w:val="19"/>
               </w:rPr>
-              <w:t>・生成AIの安全な使い方</w:t>
+              <w:t>・顧客情報の扱いなど、安全に使うためのルール</w:t>
             </w:r>
           </w:p>
           <w:p>
@@ -457,7 +603,7 @@
                 <w:b w:val="0"/>
                 <w:sz w:val="19"/>
               </w:rPr>
-              <w:t>効果測定</w:t>
+              <w:t>効果</w:t>
             </w:r>
           </w:p>
         </w:tc>
@@ -473,7 +619,7 @@
                 <w:b w:val="0"/>
                 <w:sz w:val="19"/>
               </w:rPr>
-              <w:t>経営層に「現場で何が変わったか」を示したい。部門長も参加できる場がほしい</w:t>
+              <w:t>上長に「業務で何が変わったか」を示したい。マネージャーも参加できる場がほしい</w:t>
             </w:r>
           </w:p>
         </w:tc>
@@ -501,7 +647,7 @@
           <w:rFonts w:ascii="Yu Gothic" w:hAnsi="Yu Gothic" w:eastAsia="游ゴシック"/>
           <w:b w:val="0"/>
         </w:rPr>
-        <w:t>集合研修は移動コスト、オンラインは質問しづらさ（昨年度のExcel研修のアンケート結果）が懸念</w:t>
+        <w:t>本物の顧客情報は研修で使えない → 架空データへの置き換え方法も研修内で扱う</w:t>
       </w:r>
     </w:p>
     <w:p>
@@ -513,7 +659,7 @@
           <w:rFonts w:ascii="Yu Gothic" w:hAnsi="Yu Gothic" w:eastAsia="游ゴシック"/>
           <w:b w:val="0"/>
         </w:rPr>
-        <w:t>現場データを社外研修に持ち出すには情報システム部の許可が必要</w:t>
+        <w:t>予算が未承認で、決裁者も未特定。決裁者に説明できる資料が必要</w:t>
       </w:r>
     </w:p>
     <w:p>
@@ -549,7 +695,7 @@
           <w:rFonts w:ascii="Yu Gothic" w:hAnsi="Yu Gothic" w:eastAsia="游ゴシック"/>
           <w:b w:val="0"/>
         </w:rPr>
-        <w:t>次回打ち合わせ：2026年10月20日（火）14:00〜　プログラム案と概算見積を提示する</w:t>
+        <w:t>次回打ち合わせ：2026年10月16日（金）14:00〜　A案・B案の提案書と概算見積を提示する</w:t>
       </w:r>
     </w:p>
     <w:p>
@@ -657,7 +803,107 @@
                 <w:b w:val="0"/>
                 <w:sz w:val="19"/>
               </w:rPr>
-              <w:t>プログラム骨子をメールで送付</w:t>
+              <w:t>A案・B案の骨子をメールで送付</w:t>
+            </w:r>
+          </w:p>
+        </w:tc>
+        <w:tc>
+          <w:tcPr>
+            <w:tcW w:type="dxa" w:w="2268"/>
+          </w:tcPr>
+          <w:p>
+            <w:r/>
+            <w:r>
+              <w:rPr>
+                <w:rFonts w:ascii="Yu Gothic" w:hAnsi="Yu Gothic" w:eastAsia="游ゴシック"/>
+                <w:b w:val="0"/>
+                <w:sz w:val="19"/>
+              </w:rPr>
+              <w:t>2026年10月9日（金）</w:t>
+            </w:r>
+          </w:p>
+        </w:tc>
+      </w:tr>
+      <w:tr>
+        <w:tc>
+          <w:tcPr>
+            <w:tcW w:type="dxa" w:w="1984"/>
+          </w:tcPr>
+          <w:p>
+            <w:r/>
+            <w:r>
+              <w:rPr>
+                <w:rFonts w:ascii="Yu Gothic" w:hAnsi="Yu Gothic" w:eastAsia="游ゴシック"/>
+                <w:b w:val="0"/>
+                <w:sz w:val="19"/>
+              </w:rPr>
+              <w:t>ELI 営業</w:t>
+            </w:r>
+          </w:p>
+        </w:tc>
+        <w:tc>
+          <w:tcPr>
+            <w:tcW w:type="dxa" w:w="5102"/>
+          </w:tcPr>
+          <w:p>
+            <w:r/>
+            <w:r>
+              <w:rPr>
+                <w:rFonts w:ascii="Yu Gothic" w:hAnsi="Yu Gothic" w:eastAsia="游ゴシック"/>
+                <w:b w:val="0"/>
+                <w:sz w:val="19"/>
+              </w:rPr>
+              <w:t>商社での生成AI研修の事例を送付</w:t>
+            </w:r>
+          </w:p>
+        </w:tc>
+        <w:tc>
+          <w:tcPr>
+            <w:tcW w:type="dxa" w:w="2268"/>
+          </w:tcPr>
+          <w:p>
+            <w:r/>
+            <w:r>
+              <w:rPr>
+                <w:rFonts w:ascii="Yu Gothic" w:hAnsi="Yu Gothic" w:eastAsia="游ゴシック"/>
+                <w:b w:val="0"/>
+                <w:sz w:val="19"/>
+              </w:rPr>
+              <w:t>2026年10月9日（金）</w:t>
+            </w:r>
+          </w:p>
+        </w:tc>
+      </w:tr>
+      <w:tr>
+        <w:tc>
+          <w:tcPr>
+            <w:tcW w:type="dxa" w:w="1984"/>
+          </w:tcPr>
+          <w:p>
+            <w:r/>
+            <w:r>
+              <w:rPr>
+                <w:rFonts w:ascii="Yu Gothic" w:hAnsi="Yu Gothic" w:eastAsia="游ゴシック"/>
+                <w:b w:val="0"/>
+                <w:sz w:val="19"/>
+              </w:rPr>
+              <w:t>ELI 営業・中川</w:t>
+            </w:r>
+          </w:p>
+        </w:tc>
+        <w:tc>
+          <w:tcPr>
+            <w:tcW w:type="dxa" w:w="5102"/>
+          </w:tcPr>
+          <w:p>
+            <w:r/>
+            <w:r>
+              <w:rPr>
+                <w:rFonts w:ascii="Yu Gothic" w:hAnsi="Yu Gothic" w:eastAsia="游ゴシック"/>
+                <w:b w:val="0"/>
+                <w:sz w:val="19"/>
+              </w:rPr>
+              <w:t>A案・B案の提案書・概算見積の作成</w:t>
             </w:r>
           </w:p>
         </w:tc>
@@ -691,7 +937,7 @@
                 <w:b w:val="0"/>
                 <w:sz w:val="19"/>
               </w:rPr>
-              <w:t>ELI 営業</w:t>
+              <w:t>大西部長</w:t>
             </w:r>
           </w:p>
         </w:tc>
@@ -707,7 +953,7 @@
                 <w:b w:val="0"/>
                 <w:sz w:val="19"/>
               </w:rPr>
-              <w:t>製造業での類似研修事例を送付</w:t>
+              <w:t>Copilot 試行メンバーの使い方と困りごとをまとめて送付</w:t>
             </w:r>
           </w:p>
         </w:tc>
@@ -723,57 +969,7 @@
                 <w:b w:val="0"/>
                 <w:sz w:val="19"/>
               </w:rPr>
-              <w:t>2026年10月16日（金）</w:t>
-            </w:r>
-          </w:p>
-        </w:tc>
-      </w:tr>
-      <w:tr>
-        <w:tc>
-          <w:tcPr>
-            <w:tcW w:type="dxa" w:w="1984"/>
-          </w:tcPr>
-          <w:p>
-            <w:r/>
-            <w:r>
-              <w:rPr>
-                <w:rFonts w:ascii="Yu Gothic" w:hAnsi="Yu Gothic" w:eastAsia="游ゴシック"/>
-                <w:b w:val="0"/>
-                <w:sz w:val="19"/>
-              </w:rPr>
-              <w:t>ELI 営業・中川</w:t>
-            </w:r>
-          </w:p>
-        </w:tc>
-        <w:tc>
-          <w:tcPr>
-            <w:tcW w:type="dxa" w:w="5102"/>
-          </w:tcPr>
-          <w:p>
-            <w:r/>
-            <w:r>
-              <w:rPr>
-                <w:rFonts w:ascii="Yu Gothic" w:hAnsi="Yu Gothic" w:eastAsia="游ゴシック"/>
-                <w:b w:val="0"/>
-                <w:sz w:val="19"/>
-              </w:rPr>
-              <w:t>プログラム案・概算見積の作成</w:t>
-            </w:r>
-          </w:p>
-        </w:tc>
-        <w:tc>
-          <w:tcPr>
-            <w:tcW w:type="dxa" w:w="2268"/>
-          </w:tcPr>
-          <w:p>
-            <w:r/>
-            <w:r>
-              <w:rPr>
-                <w:rFonts w:ascii="Yu Gothic" w:hAnsi="Yu Gothic" w:eastAsia="游ゴシック"/>
-                <w:b w:val="0"/>
-                <w:sz w:val="19"/>
-              </w:rPr>
-              <w:t>2026年10月20日（火）</w:t>
+              <w:t>2026年10月12日（月）</w:t>
             </w:r>
           </w:p>
         </w:tc>
@@ -807,7 +1003,7 @@
                 <w:b w:val="0"/>
                 <w:sz w:val="19"/>
               </w:rPr>
-              <w:t>対象者リストと部門別人数を送付</w:t>
+              <w:t>対象者リストを送付</w:t>
             </w:r>
           </w:p>
         </w:tc>
@@ -841,56 +1037,6 @@
                 <w:b w:val="0"/>
                 <w:sz w:val="19"/>
               </w:rPr>
-              <w:t>大西部長</w:t>
-            </w:r>
-          </w:p>
-        </w:tc>
-        <w:tc>
-          <w:tcPr>
-            <w:tcW w:type="dxa" w:w="5102"/>
-          </w:tcPr>
-          <w:p>
-            <w:r/>
-            <w:r>
-              <w:rPr>
-                <w:rFonts w:ascii="Yu Gothic" w:hAnsi="Yu Gothic" w:eastAsia="游ゴシック"/>
-                <w:b w:val="0"/>
-                <w:sz w:val="19"/>
-              </w:rPr>
-              <w:t>データ持ち出し可否を情報システム部に確認</w:t>
-            </w:r>
-          </w:p>
-        </w:tc>
-        <w:tc>
-          <w:tcPr>
-            <w:tcW w:type="dxa" w:w="2268"/>
-          </w:tcPr>
-          <w:p>
-            <w:r/>
-            <w:r>
-              <w:rPr>
-                <w:rFonts w:ascii="Yu Gothic" w:hAnsi="Yu Gothic" w:eastAsia="游ゴシック"/>
-                <w:b w:val="0"/>
-                <w:sz w:val="19"/>
-              </w:rPr>
-              <w:t>2026年10月20日（火）</w:t>
-            </w:r>
-          </w:p>
-        </w:tc>
-      </w:tr>
-      <w:tr>
-        <w:tc>
-          <w:tcPr>
-            <w:tcW w:type="dxa" w:w="1984"/>
-          </w:tcPr>
-          <w:p>
-            <w:r/>
-            <w:r>
-              <w:rPr>
-                <w:rFonts w:ascii="Yu Gothic" w:hAnsi="Yu Gothic" w:eastAsia="游ゴシック"/>
-                <w:b w:val="0"/>
-                <w:sz w:val="19"/>
-              </w:rPr>
               <w:t>佐伯課長</w:t>
             </w:r>
           </w:p>
@@ -907,7 +1053,7 @@
                 <w:b w:val="0"/>
                 <w:sz w:val="19"/>
               </w:rPr>
-              <w:t>予算会議の日程を確認し、11月審議の要否を連絡</w:t>
+              <w:t>決裁者と承認の手続きを確認し、連絡</w:t>
             </w:r>
           </w:p>
         </w:tc>
@@ -923,7 +1069,7 @@
                 <w:b w:val="0"/>
                 <w:sz w:val="19"/>
               </w:rPr>
-              <w:t>2026年10月20日（火）</w:t>
+              <w:t>2026年10月16日（金）（次回）</w:t>
             </w:r>
           </w:p>
         </w:tc>
@@ -937,7 +1083,7 @@
           <w:b w:val="0"/>
           <w:sz w:val="19"/>
         </w:rPr>
-        <w:t>【確認ポイント】「来週金曜」「来週火曜」などの相対的な日付を、商談日（10/6）を基準に具体的な日付へ直したか。個人の携帯番号・雑談（ゴルフの話）を議事録から除いたか。</w:t>
+        <w:t>【確認ポイント】「今週金曜」「来週火曜」などの相対的な日付を、商談日（10/6）を基準に具体的な日付へ直したか。個人の携帯番号・雑談（ゴルフの話）を議事録から除いたか。</w:t>
       </w:r>
     </w:p>
     <w:sectPr>

--- a/materials/解答例/解答例_演習6_商談議事録.docx
+++ b/materials/解答例/解答例_演習6_商談議事録.docx
@@ -97,7 +97,7 @@
                 <w:b w:val="0"/>
                 <w:sz w:val="19"/>
               </w:rPr>
-              <w:t>法人営業向け生成AI活用研修 初回ヒアリング</w:t>
+              <w:t>法人営業向け生成AI活用研修 初回お打ち合わせ</w:t>
             </w:r>
           </w:p>
         </w:tc>
@@ -115,7 +115,7 @@
                 <w:b w:val="0"/>
                 <w:sz w:val="19"/>
               </w:rPr>
-              <w:t>日時・場所</w:t>
+              <w:t>日時・方法</w:t>
             </w:r>
           </w:p>
         </w:tc>
@@ -131,7 +131,7 @@
                 <w:b w:val="0"/>
                 <w:sz w:val="19"/>
               </w:rPr>
-              <w:t>2026年10月6日（火）14:00〜15:05　みらい商事 東京本社 5階 会議室B</w:t>
+              <w:t>2026年10月6日（火） 14:00〜　Zoom（録画・文字起こしあり）</w:t>
             </w:r>
           </w:p>
         </w:tc>
@@ -165,7 +165,7 @@
                 <w:b w:val="0"/>
                 <w:sz w:val="19"/>
               </w:rPr>
-              <w:t>みらい商事：佐伯課長、大西部長、高野様</w:t>
+              <w:t>みらい商事：佐藤様（人材開発担当）、田中様（営業企画担当）</w:t>
             </w:r>
           </w:p>
           <w:p>
@@ -175,7 +175,7 @@
                 <w:b w:val="0"/>
                 <w:sz w:val="19"/>
               </w:rPr>
-              <w:t>ELIソリューションズ：営業担当、中川（研修コンサルタント）</w:t>
+              <w:t>ELIソリューションズ：高橋</w:t>
             </w:r>
           </w:p>
         </w:tc>
@@ -191,7 +191,7 @@
           <w:rFonts w:ascii="Yu Gothic" w:hAnsi="Yu Gothic" w:eastAsia="游ゴシック"/>
           <w:color w:val="004D88"/>
         </w:rPr>
-        <w:t>1. 背景・目的</w:t>
+        <w:t>1. 背景</w:t>
       </w:r>
     </w:p>
     <w:p>
@@ -203,7 +203,7 @@
           <w:rFonts w:ascii="Yu Gothic" w:hAnsi="Yu Gothic" w:eastAsia="游ゴシック"/>
           <w:b w:val="0"/>
         </w:rPr>
-        <w:t>Microsoft 365 を全社で利用。今春から営業企画部・営業第一部の一部で Copilot を試行中</w:t>
+        <w:t>全社約300名。生成AIを使いこなしている人と、触ったこともない人の差が大きい</w:t>
       </w:r>
     </w:p>
     <w:p>
@@ -215,7 +215,7 @@
           <w:rFonts w:ascii="Yu Gothic" w:hAnsi="Yu Gothic" w:eastAsia="游ゴシック"/>
           <w:b w:val="0"/>
         </w:rPr>
-        <w:t>使う人と使わない人の差が大きく、使い方もバラバラで、成果につながっているか分からない（佐伯課長）</w:t>
+        <w:t>Microsoft 365 は全社で利用。一部の部署で Copilot を試行中だが、営業の業務での使い方が分からないという声が多い</w:t>
       </w:r>
     </w:p>
     <w:p>
@@ -227,19 +227,7 @@
           <w:rFonts w:ascii="Yu Gothic" w:hAnsi="Yu Gothic" w:eastAsia="游ゴシック"/>
           <w:b w:val="0"/>
         </w:rPr>
-        <w:t>提案書・議事録などの書き物に時間を取られており、顧客と話す時間を増やしたい（大西部長）</w:t>
-      </w:r>
-    </w:p>
-    <w:p>
-      <w:pPr>
-        <w:pStyle w:val="ListBullet"/>
-      </w:pPr>
-      <w:r>
-        <w:rPr>
-          <w:rFonts w:ascii="Yu Gothic" w:hAnsi="Yu Gothic" w:eastAsia="游ゴシック"/>
-          <w:b w:val="0"/>
-        </w:rPr>
-        <w:t>顧客情報をどこまで入力してよいか分からず使えない、という声が多い。社内ガイドラインは抽象的</w:t>
+        <w:t>営業企画としては、顧客情報を入力してよいのかという不安が最も大きい。ルールがないまま各自が使うことは避けたい</w:t>
       </w:r>
     </w:p>
     <w:p>
@@ -251,7 +239,7 @@
           <w:rFonts w:ascii="Yu Gothic" w:hAnsi="Yu Gothic" w:eastAsia="游ゴシック"/>
           <w:color w:val="004D88"/>
         </w:rPr>
-        <w:t>2. 研修の要件</w:t>
+        <w:t>2. 確認した内容</w:t>
       </w:r>
     </w:p>
     <w:tbl>
@@ -329,7 +317,7 @@
                 <w:b w:val="0"/>
                 <w:sz w:val="19"/>
               </w:rPr>
-              <w:t>法人営業 約20名（営業第一部・第二部。入社3〜10年目の中堅中心）</w:t>
+              <w:t>法人営業の担当者20名（他部署への展開は別途検討）</w:t>
             </w:r>
           </w:p>
         </w:tc>
@@ -347,7 +335,7 @@
                 <w:b w:val="0"/>
                 <w:sz w:val="19"/>
               </w:rPr>
-              <w:t>期間・時期</w:t>
+              <w:t>対象業務</w:t>
             </w:r>
           </w:p>
         </w:tc>
@@ -363,7 +351,7 @@
                 <w:b w:val="0"/>
                 <w:sz w:val="19"/>
               </w:rPr>
-              <w:t>1日または2日。11月上旬（11/3の祝日以降）。中旬以降は年末商戦の準備で不可</w:t>
+              <w:t>商談準備、提案資料の作成、打ち合わせ記録、顧客への連絡（特に提案資料と議事録に時間がかかっている）</w:t>
             </w:r>
           </w:p>
         </w:tc>
@@ -381,7 +369,7 @@
                 <w:b w:val="0"/>
                 <w:sz w:val="19"/>
               </w:rPr>
-              <w:t>形式</w:t>
+              <w:t>内容</w:t>
             </w:r>
           </w:p>
         </w:tc>
@@ -397,7 +385,129 @@
                 <w:b w:val="0"/>
                 <w:sz w:val="19"/>
               </w:rPr>
-              <w:t>集合研修を希望（昨年度のオンライン研修で「質問しにくい」との声）</w:t>
+              <w:t>初学者にも分かる基本とセキュリティ＋Word・Excel・PowerPoint を使った営業演習（希望に近いとのこと）</w:t>
+            </w:r>
+          </w:p>
+        </w:tc>
+      </w:tr>
+      <w:tr>
+        <w:tc>
+          <w:tcPr>
+            <w:tcW w:type="dxa" w:w="1701"/>
+          </w:tcPr>
+          <w:p>
+            <w:r/>
+            <w:r>
+              <w:rPr>
+                <w:rFonts w:ascii="Yu Gothic" w:hAnsi="Yu Gothic" w:eastAsia="游ゴシック"/>
+                <w:b w:val="0"/>
+                <w:sz w:val="19"/>
+              </w:rPr>
+              <w:t>現場の心配</w:t>
+            </w:r>
+          </w:p>
+        </w:tc>
+        <w:tc>
+          <w:tcPr>
+            <w:tcW w:type="dxa" w:w="7654"/>
+          </w:tcPr>
+          <w:p>
+            <w:r/>
+            <w:r>
+              <w:rPr>
+                <w:rFonts w:ascii="Yu Gothic" w:hAnsi="Yu Gothic" w:eastAsia="游ゴシック"/>
+                <w:b w:val="0"/>
+                <w:sz w:val="19"/>
+              </w:rPr>
+              <w:t>初学者でもついていけるか、受講後に実際の仕事で使えるか</w:t>
+            </w:r>
+          </w:p>
+        </w:tc>
+      </w:tr>
+      <w:tr>
+        <w:tc>
+          <w:tcPr>
+            <w:tcW w:type="dxa" w:w="1701"/>
+          </w:tcPr>
+          <w:p>
+            <w:r/>
+            <w:r>
+              <w:rPr>
+                <w:rFonts w:ascii="Yu Gothic" w:hAnsi="Yu Gothic" w:eastAsia="游ゴシック"/>
+                <w:b w:val="0"/>
+                <w:sz w:val="19"/>
+              </w:rPr>
+              <w:t>手配</w:t>
+            </w:r>
+          </w:p>
+        </w:tc>
+        <w:tc>
+          <w:tcPr>
+            <w:tcW w:type="dxa" w:w="7654"/>
+          </w:tcPr>
+          <w:p>
+            <w:r/>
+            <w:r>
+              <w:rPr>
+                <w:rFonts w:ascii="Yu Gothic" w:hAnsi="Yu Gothic" w:eastAsia="游ゴシック"/>
+                <w:b w:val="0"/>
+                <w:sz w:val="19"/>
+              </w:rPr>
+              <w:t>会場・端末・必要なライセンスはみらい商事で手配</w:t>
+            </w:r>
+          </w:p>
+        </w:tc>
+      </w:tr>
+      <w:tr>
+        <w:tc>
+          <w:tcPr>
+            <w:tcW w:type="dxa" w:w="1701"/>
+          </w:tcPr>
+          <w:p>
+            <w:r/>
+            <w:r>
+              <w:rPr>
+                <w:rFonts w:ascii="Yu Gothic" w:hAnsi="Yu Gothic" w:eastAsia="游ゴシック"/>
+                <w:b w:val="0"/>
+                <w:sz w:val="19"/>
+              </w:rPr>
+              <w:t>提案（2案）</w:t>
+            </w:r>
+          </w:p>
+        </w:tc>
+        <w:tc>
+          <w:tcPr>
+            <w:tcW w:type="dxa" w:w="7654"/>
+          </w:tcPr>
+          <w:p>
+            <w:r/>
+            <w:r>
+              <w:rPr>
+                <w:rFonts w:ascii="Yu Gothic" w:hAnsi="Yu Gothic" w:eastAsia="游ゴシック"/>
+                <w:b w:val="0"/>
+                <w:sz w:val="19"/>
+              </w:rPr>
+              <w:t>A案：集合研修2日間＋教材　60万円（1名3万円）</w:t>
+            </w:r>
+          </w:p>
+          <w:p>
+            <w:r>
+              <w:rPr>
+                <w:rFonts w:ascii="Yu Gothic" w:hAnsi="Yu Gothic" w:eastAsia="游ゴシック"/>
+                <w:b w:val="0"/>
+                <w:sz w:val="19"/>
+              </w:rPr>
+              <w:t>B案：A案＋事前診断（20万円）＋受講後1か月の活用フォロー（20万円）　100万円（1名5万円）</w:t>
+            </w:r>
+          </w:p>
+          <w:p>
+            <w:r>
+              <w:rPr>
+                <w:rFonts w:ascii="Yu Gothic" w:hAnsi="Yu Gothic" w:eastAsia="游ゴシック"/>
+                <w:b w:val="0"/>
+                <w:sz w:val="19"/>
+              </w:rPr>
+              <w:t>いずれも税抜・20名・研修部分は共通。無制限の個別相談・アプリ開発は含まない</w:t>
             </w:r>
           </w:p>
         </w:tc>
@@ -431,7 +541,7 @@
                 <w:b w:val="0"/>
                 <w:sz w:val="19"/>
               </w:rPr>
-              <w:t>目安100万円（税別）。</w:t>
+              <w:t>100万円程度が目安。</w:t>
             </w:r>
             <w:r>
               <w:rPr>
@@ -439,7 +549,15 @@
                 <w:b/>
                 <w:sz w:val="19"/>
               </w:rPr>
-              <w:t>まだ承認前</w:t>
+              <w:t>承認済みの上限ではない</w:t>
+            </w:r>
+            <w:r>
+              <w:rPr>
+                <w:rFonts w:ascii="Yu Gothic" w:hAnsi="Yu Gothic" w:eastAsia="游ゴシック"/>
+                <w:b w:val="0"/>
+                <w:sz w:val="19"/>
+              </w:rPr>
+              <w:t>。上長に説明して承認を取る必要がある</w:t>
             </w:r>
           </w:p>
         </w:tc>
@@ -473,7 +591,7 @@
                 <w:b w:val="0"/>
                 <w:sz w:val="19"/>
               </w:rPr>
-              <w:t>佐伯課長の上長。金額により部長か本部長かが変わり、</w:t>
+              <w:t>人材開発担当の上長が判断。</w:t>
             </w:r>
             <w:r>
               <w:rPr>
@@ -481,7 +599,7 @@
                 <w:b/>
                 <w:sz w:val="19"/>
               </w:rPr>
-              <w:t>決裁者は未特定</w:t>
+              <w:t>最終的な承認者は、金額が固まってから社内で確認</w:t>
             </w:r>
           </w:p>
         </w:tc>
@@ -499,7 +617,7 @@
                 <w:b w:val="0"/>
                 <w:sz w:val="19"/>
               </w:rPr>
-              <w:t>提案の形</w:t>
+              <w:t>効果の確認</w:t>
             </w:r>
           </w:p>
         </w:tc>
@@ -515,23 +633,7 @@
                 <w:b w:val="0"/>
                 <w:sz w:val="19"/>
               </w:rPr>
-              <w:t xml:space="preserve">予算内の案と、しっかりやる案の </w:t>
-            </w:r>
-            <w:r>
-              <w:rPr>
-                <w:rFonts w:ascii="Yu Gothic" w:hAnsi="Yu Gothic" w:eastAsia="游ゴシック"/>
-                <w:b/>
-                <w:sz w:val="19"/>
-              </w:rPr>
-              <w:t>A案・B案の2案</w:t>
-            </w:r>
-            <w:r>
-              <w:rPr>
-                <w:rFonts w:ascii="Yu Gothic" w:hAnsi="Yu Gothic" w:eastAsia="游ゴシック"/>
-                <w:b w:val="0"/>
-                <w:sz w:val="19"/>
-              </w:rPr>
-              <w:t xml:space="preserve"> がほしい</w:t>
+              <w:t>直後：利用判断の確認問題と営業成果物の確認／2週間後：承認済みの業務で試したかの記録／1か月後：利用状況と困りごとの振り返り。削減時間は人件費削減・売上増に換算しない</w:t>
             </w:r>
           </w:p>
         </w:tc>
@@ -549,7 +651,7 @@
                 <w:b w:val="0"/>
                 <w:sz w:val="19"/>
               </w:rPr>
-              <w:t>内容の要望</w:t>
+              <w:t>時期</w:t>
             </w:r>
           </w:p>
         </w:tc>
@@ -565,61 +667,7 @@
                 <w:b w:val="0"/>
                 <w:sz w:val="19"/>
               </w:rPr>
-              <w:t>・自分たちの業務の題材（提案書・商談メモ）で練習したい</w:t>
-            </w:r>
-          </w:p>
-          <w:p>
-            <w:r>
-              <w:rPr>
-                <w:rFonts w:ascii="Yu Gothic" w:hAnsi="Yu Gothic" w:eastAsia="游ゴシック"/>
-                <w:b w:val="0"/>
-                <w:sz w:val="19"/>
-              </w:rPr>
-              <w:t>・顧客情報の扱いなど、安全に使うためのルール</w:t>
-            </w:r>
-          </w:p>
-          <w:p>
-            <w:r>
-              <w:rPr>
-                <w:rFonts w:ascii="Yu Gothic" w:hAnsi="Yu Gothic" w:eastAsia="游ゴシック"/>
-                <w:b w:val="0"/>
-                <w:sz w:val="19"/>
-              </w:rPr>
-              <w:t>・一般論ではなく現場で使える内容</w:t>
-            </w:r>
-          </w:p>
-        </w:tc>
-      </w:tr>
-      <w:tr>
-        <w:tc>
-          <w:tcPr>
-            <w:tcW w:type="dxa" w:w="1701"/>
-          </w:tcPr>
-          <w:p>
-            <w:r/>
-            <w:r>
-              <w:rPr>
-                <w:rFonts w:ascii="Yu Gothic" w:hAnsi="Yu Gothic" w:eastAsia="游ゴシック"/>
-                <w:b w:val="0"/>
-                <w:sz w:val="19"/>
-              </w:rPr>
-              <w:t>効果</w:t>
-            </w:r>
-          </w:p>
-        </w:tc>
-        <w:tc>
-          <w:tcPr>
-            <w:tcW w:type="dxa" w:w="7654"/>
-          </w:tcPr>
-          <w:p>
-            <w:r/>
-            <w:r>
-              <w:rPr>
-                <w:rFonts w:ascii="Yu Gothic" w:hAnsi="Yu Gothic" w:eastAsia="游ゴシック"/>
-                <w:b w:val="0"/>
-                <w:sz w:val="19"/>
-              </w:rPr>
-              <w:t>上長に「業務で何が変わったか」を示したい。マネージャーも参加できる場がほしい</w:t>
+              <w:t>11月上旬を希望。日付・会場は未確定（候補日はみらい商事から提示）</w:t>
             </w:r>
           </w:p>
         </w:tc>
@@ -635,7 +683,7 @@
           <w:rFonts w:ascii="Yu Gothic" w:hAnsi="Yu Gothic" w:eastAsia="游ゴシック"/>
           <w:color w:val="004D88"/>
         </w:rPr>
-        <w:t>3. 懸念・確認事項</w:t>
+        <w:t>3. 決定事項</w:t>
       </w:r>
     </w:p>
     <w:p>
@@ -647,7 +695,7 @@
           <w:rFonts w:ascii="Yu Gothic" w:hAnsi="Yu Gothic" w:eastAsia="游ゴシック"/>
           <w:b w:val="0"/>
         </w:rPr>
-        <w:t>本物の顧客情報は研修で使えない → 架空データへの置き換え方法も研修内で扱う</w:t>
+        <w:t>対象は法人営業の担当者20名とする</w:t>
       </w:r>
     </w:p>
     <w:p>
@@ -659,7 +707,7 @@
           <w:rFonts w:ascii="Yu Gothic" w:hAnsi="Yu Gothic" w:eastAsia="游ゴシック"/>
           <w:b w:val="0"/>
         </w:rPr>
-        <w:t>予算が未承認で、決裁者も未特定。決裁者に説明できる資料が必要</w:t>
+        <w:t>A案・B案の2案で提案する</w:t>
       </w:r>
     </w:p>
     <w:p>
@@ -671,7 +719,19 @@
           <w:rFonts w:ascii="Yu Gothic" w:hAnsi="Yu Gothic" w:eastAsia="游ゴシック"/>
           <w:b w:val="0"/>
         </w:rPr>
-        <w:t>他社にも提案を依頼しており、比較検討になる</w:t>
+        <w:t>会場・端末・必要なライセンスはみらい商事で手配する</w:t>
+      </w:r>
+    </w:p>
+    <w:p>
+      <w:pPr>
+        <w:pStyle w:val="ListBullet"/>
+      </w:pPr>
+      <w:r>
+        <w:rPr>
+          <w:rFonts w:ascii="Yu Gothic" w:hAnsi="Yu Gothic" w:eastAsia="游ゴシック"/>
+          <w:b w:val="0"/>
+        </w:rPr>
+        <w:t>2026年10月16日（金）14:00 の打ち合わせで、A案・B案の提案書と概算を説明する（上長説明用の1枚、確認事項の一覧を添付）</w:t>
       </w:r>
     </w:p>
     <w:p>
@@ -683,21 +743,325 @@
           <w:rFonts w:ascii="Yu Gothic" w:hAnsi="Yu Gothic" w:eastAsia="游ゴシック"/>
           <w:color w:val="004D88"/>
         </w:rPr>
-        <w:t>4. 決定事項</w:t>
+        <w:t>4. 未確定事項（確認事項）</w:t>
       </w:r>
     </w:p>
-    <w:p>
-      <w:pPr>
-        <w:pStyle w:val="ListBullet"/>
-      </w:pPr>
-      <w:r>
-        <w:rPr>
-          <w:rFonts w:ascii="Yu Gothic" w:hAnsi="Yu Gothic" w:eastAsia="游ゴシック"/>
-          <w:b w:val="0"/>
-        </w:rPr>
-        <w:t>次回打ち合わせ：2026年10月16日（金）14:00〜　A案・B案の提案書と概算見積を提示する</w:t>
-      </w:r>
-    </w:p>
+    <w:tbl>
+      <w:tblPr>
+        <w:tblStyle w:val="TableGrid"/>
+        <w:tblW w:type="auto" w:w="0"/>
+        <w:tblLook w:firstColumn="1" w:firstRow="1" w:lastColumn="0" w:lastRow="0" w:noHBand="0" w:noVBand="1" w:val="04A0"/>
+      </w:tblPr>
+      <w:tblGrid>
+        <w:gridCol w:w="3213"/>
+        <w:gridCol w:w="3213"/>
+        <w:gridCol w:w="3213"/>
+      </w:tblGrid>
+      <w:tr>
+        <w:tc>
+          <w:tcPr>
+            <w:tcW w:type="dxa" w:w="3118"/>
+            <w:shd w:val="clear" w:color="auto" w:fill="DCE9F5"/>
+          </w:tcPr>
+          <w:p>
+            <w:r/>
+            <w:r>
+              <w:rPr>
+                <w:rFonts w:ascii="Yu Gothic" w:hAnsi="Yu Gothic" w:eastAsia="游ゴシック"/>
+                <w:b/>
+                <w:sz w:val="19"/>
+              </w:rPr>
+              <w:t>確認事項</w:t>
+            </w:r>
+          </w:p>
+        </w:tc>
+        <w:tc>
+          <w:tcPr>
+            <w:tcW w:type="dxa" w:w="3402"/>
+            <w:shd w:val="clear" w:color="auto" w:fill="DCE9F5"/>
+          </w:tcPr>
+          <w:p>
+            <w:r/>
+            <w:r>
+              <w:rPr>
+                <w:rFonts w:ascii="Yu Gothic" w:hAnsi="Yu Gothic" w:eastAsia="游ゴシック"/>
+                <w:b/>
+                <w:sz w:val="19"/>
+              </w:rPr>
+              <w:t>状況</w:t>
+            </w:r>
+          </w:p>
+        </w:tc>
+        <w:tc>
+          <w:tcPr>
+            <w:tcW w:type="dxa" w:w="2835"/>
+            <w:shd w:val="clear" w:color="auto" w:fill="DCE9F5"/>
+          </w:tcPr>
+          <w:p>
+            <w:r/>
+            <w:r>
+              <w:rPr>
+                <w:rFonts w:ascii="Yu Gothic" w:hAnsi="Yu Gothic" w:eastAsia="游ゴシック"/>
+                <w:b/>
+                <w:sz w:val="19"/>
+              </w:rPr>
+              <w:t>担当・期限</w:t>
+            </w:r>
+          </w:p>
+        </w:tc>
+      </w:tr>
+      <w:tr>
+        <w:tc>
+          <w:tcPr>
+            <w:tcW w:type="dxa" w:w="3118"/>
+          </w:tcPr>
+          <w:p>
+            <w:r/>
+            <w:r>
+              <w:rPr>
+                <w:rFonts w:ascii="Yu Gothic" w:hAnsi="Yu Gothic" w:eastAsia="游ゴシック"/>
+                <w:b w:val="0"/>
+                <w:sz w:val="19"/>
+              </w:rPr>
+              <w:t>対象20名の Copilot 利用可否（ライセンスの割り当て範囲）</w:t>
+            </w:r>
+          </w:p>
+        </w:tc>
+        <w:tc>
+          <w:tcPr>
+            <w:tcW w:type="dxa" w:w="3402"/>
+          </w:tcPr>
+          <w:p>
+            <w:r/>
+            <w:r>
+              <w:rPr>
+                <w:rFonts w:ascii="Yu Gothic" w:hAnsi="Yu Gothic" w:eastAsia="游ゴシック"/>
+                <w:b w:val="0"/>
+                <w:sz w:val="19"/>
+              </w:rPr>
+              <w:t>未確認。情報システム部門に確認が必要</w:t>
+            </w:r>
+          </w:p>
+        </w:tc>
+        <w:tc>
+          <w:tcPr>
+            <w:tcW w:type="dxa" w:w="2835"/>
+          </w:tcPr>
+          <w:p>
+            <w:r/>
+            <w:r>
+              <w:rPr>
+                <w:rFonts w:ascii="Yu Gothic" w:hAnsi="Yu Gothic" w:eastAsia="游ゴシック"/>
+                <w:b w:val="0"/>
+                <w:sz w:val="19"/>
+              </w:rPr>
+              <w:t>みらい商事（担当・期限は社内で相談のうえ連絡）</w:t>
+            </w:r>
+          </w:p>
+        </w:tc>
+      </w:tr>
+      <w:tr>
+        <w:tc>
+          <w:tcPr>
+            <w:tcW w:type="dxa" w:w="3118"/>
+          </w:tcPr>
+          <w:p>
+            <w:r/>
+            <w:r>
+              <w:rPr>
+                <w:rFonts w:ascii="Yu Gothic" w:hAnsi="Yu Gothic" w:eastAsia="游ゴシック"/>
+                <w:b w:val="0"/>
+                <w:sz w:val="19"/>
+              </w:rPr>
+              <w:t>A案の場合の受講後の活用支援の担当</w:t>
+            </w:r>
+          </w:p>
+        </w:tc>
+        <w:tc>
+          <w:tcPr>
+            <w:tcW w:type="dxa" w:w="3402"/>
+          </w:tcPr>
+          <w:p>
+            <w:r/>
+            <w:r>
+              <w:rPr>
+                <w:rFonts w:ascii="Yu Gothic" w:hAnsi="Yu Gothic" w:eastAsia="游ゴシック"/>
+                <w:b w:val="0"/>
+                <w:sz w:val="19"/>
+              </w:rPr>
+              <w:t>未確認。営業企画の協力の可能性あり。田中様は上長と相談</w:t>
+            </w:r>
+          </w:p>
+        </w:tc>
+        <w:tc>
+          <w:tcPr>
+            <w:tcW w:type="dxa" w:w="2835"/>
+          </w:tcPr>
+          <w:p>
+            <w:r/>
+            <w:r>
+              <w:rPr>
+                <w:rFonts w:ascii="Yu Gothic" w:hAnsi="Yu Gothic" w:eastAsia="游ゴシック"/>
+                <w:b w:val="0"/>
+                <w:sz w:val="19"/>
+              </w:rPr>
+              <w:t>みらい商事（未定）</w:t>
+            </w:r>
+          </w:p>
+        </w:tc>
+      </w:tr>
+      <w:tr>
+        <w:tc>
+          <w:tcPr>
+            <w:tcW w:type="dxa" w:w="3118"/>
+          </w:tcPr>
+          <w:p>
+            <w:r/>
+            <w:r>
+              <w:rPr>
+                <w:rFonts w:ascii="Yu Gothic" w:hAnsi="Yu Gothic" w:eastAsia="游ゴシック"/>
+                <w:b w:val="0"/>
+                <w:sz w:val="19"/>
+              </w:rPr>
+              <w:t>予算承認の状況・最終承認者</w:t>
+            </w:r>
+          </w:p>
+        </w:tc>
+        <w:tc>
+          <w:tcPr>
+            <w:tcW w:type="dxa" w:w="3402"/>
+          </w:tcPr>
+          <w:p>
+            <w:r/>
+            <w:r>
+              <w:rPr>
+                <w:rFonts w:ascii="Yu Gothic" w:hAnsi="Yu Gothic" w:eastAsia="游ゴシック"/>
+                <w:b w:val="0"/>
+                <w:sz w:val="19"/>
+              </w:rPr>
+              <w:t>未承認。承認者は金額確定後に確認</w:t>
+            </w:r>
+          </w:p>
+        </w:tc>
+        <w:tc>
+          <w:tcPr>
+            <w:tcW w:type="dxa" w:w="2835"/>
+          </w:tcPr>
+          <w:p>
+            <w:r/>
+            <w:r>
+              <w:rPr>
+                <w:rFonts w:ascii="Yu Gothic" w:hAnsi="Yu Gothic" w:eastAsia="游ゴシック"/>
+                <w:b w:val="0"/>
+                <w:sz w:val="19"/>
+              </w:rPr>
+              <w:t>みらい商事（金額確定後）</w:t>
+            </w:r>
+          </w:p>
+        </w:tc>
+      </w:tr>
+      <w:tr>
+        <w:tc>
+          <w:tcPr>
+            <w:tcW w:type="dxa" w:w="3118"/>
+          </w:tcPr>
+          <w:p>
+            <w:r/>
+            <w:r>
+              <w:rPr>
+                <w:rFonts w:ascii="Yu Gothic" w:hAnsi="Yu Gothic" w:eastAsia="游ゴシック"/>
+                <w:b w:val="0"/>
+                <w:sz w:val="19"/>
+              </w:rPr>
+              <w:t>実施日・会場</w:t>
+            </w:r>
+          </w:p>
+        </w:tc>
+        <w:tc>
+          <w:tcPr>
+            <w:tcW w:type="dxa" w:w="3402"/>
+          </w:tcPr>
+          <w:p>
+            <w:r/>
+            <w:r>
+              <w:rPr>
+                <w:rFonts w:ascii="Yu Gothic" w:hAnsi="Yu Gothic" w:eastAsia="游ゴシック"/>
+                <w:b w:val="0"/>
+                <w:sz w:val="19"/>
+              </w:rPr>
+              <w:t>未確定。候補日はみらい商事から提示</w:t>
+            </w:r>
+          </w:p>
+        </w:tc>
+        <w:tc>
+          <w:tcPr>
+            <w:tcW w:type="dxa" w:w="2835"/>
+          </w:tcPr>
+          <w:p>
+            <w:r/>
+            <w:r>
+              <w:rPr>
+                <w:rFonts w:ascii="Yu Gothic" w:hAnsi="Yu Gothic" w:eastAsia="游ゴシック"/>
+                <w:b w:val="0"/>
+                <w:sz w:val="19"/>
+              </w:rPr>
+              <w:t>みらい商事（未定）</w:t>
+            </w:r>
+          </w:p>
+        </w:tc>
+      </w:tr>
+      <w:tr>
+        <w:tc>
+          <w:tcPr>
+            <w:tcW w:type="dxa" w:w="3118"/>
+          </w:tcPr>
+          <w:p>
+            <w:r/>
+            <w:r>
+              <w:rPr>
+                <w:rFonts w:ascii="Yu Gothic" w:hAnsi="Yu Gothic" w:eastAsia="游ゴシック"/>
+                <w:b w:val="0"/>
+                <w:sz w:val="19"/>
+              </w:rPr>
+              <w:t>事前アンケートの実施</w:t>
+            </w:r>
+          </w:p>
+        </w:tc>
+        <w:tc>
+          <w:tcPr>
+            <w:tcW w:type="dxa" w:w="3402"/>
+          </w:tcPr>
+          <w:p>
+            <w:r/>
+            <w:r>
+              <w:rPr>
+                <w:rFonts w:ascii="Yu Gothic" w:hAnsi="Yu Gothic" w:eastAsia="游ゴシック"/>
+                <w:b w:val="0"/>
+                <w:sz w:val="19"/>
+              </w:rPr>
+              <w:t>合意事項ではなく、提案の中の案として提示する</w:t>
+            </w:r>
+          </w:p>
+        </w:tc>
+        <w:tc>
+          <w:tcPr>
+            <w:tcW w:type="dxa" w:w="2835"/>
+          </w:tcPr>
+          <w:p>
+            <w:r/>
+            <w:r>
+              <w:rPr>
+                <w:rFonts w:ascii="Yu Gothic" w:hAnsi="Yu Gothic" w:eastAsia="游ゴシック"/>
+                <w:b w:val="0"/>
+                <w:sz w:val="19"/>
+              </w:rPr>
+              <w:t>ELI（10/16 の提案に含める）</w:t>
+            </w:r>
+          </w:p>
+        </w:tc>
+      </w:tr>
+    </w:tbl>
+    <w:p/>
     <w:p>
       <w:pPr>
         <w:pStyle w:val="Heading2"/>
@@ -707,7 +1071,7 @@
           <w:rFonts w:ascii="Yu Gothic" w:hAnsi="Yu Gothic" w:eastAsia="游ゴシック"/>
           <w:color w:val="004D88"/>
         </w:rPr>
-        <w:t>5. 次回までのアクション</w:t>
+        <w:t>5. Next Action</w:t>
       </w:r>
     </w:p>
     <w:tbl>
@@ -787,7 +1151,57 @@
                 <w:b w:val="0"/>
                 <w:sz w:val="19"/>
               </w:rPr>
-              <w:t>ELI 営業</w:t>
+              <w:t>ELI 高橋</w:t>
+            </w:r>
+          </w:p>
+        </w:tc>
+        <w:tc>
+          <w:tcPr>
+            <w:tcW w:type="dxa" w:w="5102"/>
+          </w:tcPr>
+          <w:p>
+            <w:r/>
+            <w:r>
+              <w:rPr>
+                <w:rFonts w:ascii="Yu Gothic" w:hAnsi="Yu Gothic" w:eastAsia="游ゴシック"/>
+                <w:b w:val="0"/>
+                <w:sz w:val="19"/>
+              </w:rPr>
+              <w:t>議事録と Next Action を送付</w:t>
+            </w:r>
+          </w:p>
+        </w:tc>
+        <w:tc>
+          <w:tcPr>
+            <w:tcW w:type="dxa" w:w="2268"/>
+          </w:tcPr>
+          <w:p>
+            <w:r/>
+            <w:r>
+              <w:rPr>
+                <w:rFonts w:ascii="Yu Gothic" w:hAnsi="Yu Gothic" w:eastAsia="游ゴシック"/>
+                <w:b w:val="0"/>
+                <w:sz w:val="19"/>
+              </w:rPr>
+              <w:t>要確認（「後ほど」）</w:t>
+            </w:r>
+          </w:p>
+        </w:tc>
+      </w:tr>
+      <w:tr>
+        <w:tc>
+          <w:tcPr>
+            <w:tcW w:type="dxa" w:w="1984"/>
+          </w:tcPr>
+          <w:p>
+            <w:r/>
+            <w:r>
+              <w:rPr>
+                <w:rFonts w:ascii="Yu Gothic" w:hAnsi="Yu Gothic" w:eastAsia="游ゴシック"/>
+                <w:b w:val="0"/>
+                <w:sz w:val="19"/>
+              </w:rPr>
+              <w:t>ELI 高橋</w:t>
             </w:r>
           </w:p>
         </w:tc>
@@ -837,7 +1251,7 @@
                 <w:b w:val="0"/>
                 <w:sz w:val="19"/>
               </w:rPr>
-              <w:t>ELI 営業</w:t>
+              <w:t>みらい商事 田中様</w:t>
             </w:r>
           </w:p>
         </w:tc>
@@ -853,107 +1267,7 @@
                 <w:b w:val="0"/>
                 <w:sz w:val="19"/>
               </w:rPr>
-              <w:t>商社での生成AI研修の事例を送付</w:t>
-            </w:r>
-          </w:p>
-        </w:tc>
-        <w:tc>
-          <w:tcPr>
-            <w:tcW w:type="dxa" w:w="2268"/>
-          </w:tcPr>
-          <w:p>
-            <w:r/>
-            <w:r>
-              <w:rPr>
-                <w:rFonts w:ascii="Yu Gothic" w:hAnsi="Yu Gothic" w:eastAsia="游ゴシック"/>
-                <w:b w:val="0"/>
-                <w:sz w:val="19"/>
-              </w:rPr>
-              <w:t>2026年10月9日（金）</w:t>
-            </w:r>
-          </w:p>
-        </w:tc>
-      </w:tr>
-      <w:tr>
-        <w:tc>
-          <w:tcPr>
-            <w:tcW w:type="dxa" w:w="1984"/>
-          </w:tcPr>
-          <w:p>
-            <w:r/>
-            <w:r>
-              <w:rPr>
-                <w:rFonts w:ascii="Yu Gothic" w:hAnsi="Yu Gothic" w:eastAsia="游ゴシック"/>
-                <w:b w:val="0"/>
-                <w:sz w:val="19"/>
-              </w:rPr>
-              <w:t>ELI 営業・中川</w:t>
-            </w:r>
-          </w:p>
-        </w:tc>
-        <w:tc>
-          <w:tcPr>
-            <w:tcW w:type="dxa" w:w="5102"/>
-          </w:tcPr>
-          <w:p>
-            <w:r/>
-            <w:r>
-              <w:rPr>
-                <w:rFonts w:ascii="Yu Gothic" w:hAnsi="Yu Gothic" w:eastAsia="游ゴシック"/>
-                <w:b w:val="0"/>
-                <w:sz w:val="19"/>
-              </w:rPr>
-              <w:t>A案・B案の提案書・概算見積の作成</w:t>
-            </w:r>
-          </w:p>
-        </w:tc>
-        <w:tc>
-          <w:tcPr>
-            <w:tcW w:type="dxa" w:w="2268"/>
-          </w:tcPr>
-          <w:p>
-            <w:r/>
-            <w:r>
-              <w:rPr>
-                <w:rFonts w:ascii="Yu Gothic" w:hAnsi="Yu Gothic" w:eastAsia="游ゴシック"/>
-                <w:b w:val="0"/>
-                <w:sz w:val="19"/>
-              </w:rPr>
-              <w:t>2026年10月16日（金）</w:t>
-            </w:r>
-          </w:p>
-        </w:tc>
-      </w:tr>
-      <w:tr>
-        <w:tc>
-          <w:tcPr>
-            <w:tcW w:type="dxa" w:w="1984"/>
-          </w:tcPr>
-          <w:p>
-            <w:r/>
-            <w:r>
-              <w:rPr>
-                <w:rFonts w:ascii="Yu Gothic" w:hAnsi="Yu Gothic" w:eastAsia="游ゴシック"/>
-                <w:b w:val="0"/>
-                <w:sz w:val="19"/>
-              </w:rPr>
-              <w:t>大西部長</w:t>
-            </w:r>
-          </w:p>
-        </w:tc>
-        <w:tc>
-          <w:tcPr>
-            <w:tcW w:type="dxa" w:w="5102"/>
-          </w:tcPr>
-          <w:p>
-            <w:r/>
-            <w:r>
-              <w:rPr>
-                <w:rFonts w:ascii="Yu Gothic" w:hAnsi="Yu Gothic" w:eastAsia="游ゴシック"/>
-                <w:b w:val="0"/>
-                <w:sz w:val="19"/>
-              </w:rPr>
-              <w:t>Copilot 試行メンバーの使い方と困りごとをまとめて送付</w:t>
+              <w:t>Copilot を試行している部署の使い方と困りごとをまとめて送付</w:t>
             </w:r>
           </w:p>
         </w:tc>
@@ -987,7 +1301,7 @@
                 <w:b w:val="0"/>
                 <w:sz w:val="19"/>
               </w:rPr>
-              <w:t>高野様</w:t>
+              <w:t>みらい商事 佐藤様</w:t>
             </w:r>
           </w:p>
         </w:tc>
@@ -1003,7 +1317,7 @@
                 <w:b w:val="0"/>
                 <w:sz w:val="19"/>
               </w:rPr>
-              <w:t>対象者リストを送付</w:t>
+              <w:t>対象者20名のリストを送付</w:t>
             </w:r>
           </w:p>
         </w:tc>
@@ -1037,7 +1351,7 @@
                 <w:b w:val="0"/>
                 <w:sz w:val="19"/>
               </w:rPr>
-              <w:t>佐伯課長</w:t>
+              <w:t>ELI 高橋</w:t>
             </w:r>
           </w:p>
         </w:tc>
@@ -1053,7 +1367,7 @@
                 <w:b w:val="0"/>
                 <w:sz w:val="19"/>
               </w:rPr>
-              <w:t>決裁者と承認の手続きを確認し、連絡</w:t>
+              <w:t>A案・B案の提案書と概算、上長説明用の1枚、確認事項の一覧を説明</w:t>
             </w:r>
           </w:p>
         </w:tc>
@@ -1069,7 +1383,57 @@
                 <w:b w:val="0"/>
                 <w:sz w:val="19"/>
               </w:rPr>
-              <w:t>2026年10月16日（金）（次回）</w:t>
+              <w:t>2026年10月16日（金）14:00</w:t>
+            </w:r>
+          </w:p>
+        </w:tc>
+      </w:tr>
+      <w:tr>
+        <w:tc>
+          <w:tcPr>
+            <w:tcW w:type="dxa" w:w="1984"/>
+          </w:tcPr>
+          <w:p>
+            <w:r/>
+            <w:r>
+              <w:rPr>
+                <w:rFonts w:ascii="Yu Gothic" w:hAnsi="Yu Gothic" w:eastAsia="游ゴシック"/>
+                <w:b w:val="0"/>
+                <w:sz w:val="19"/>
+              </w:rPr>
+              <w:t>ELI 高橋</w:t>
+            </w:r>
+          </w:p>
+        </w:tc>
+        <w:tc>
+          <w:tcPr>
+            <w:tcW w:type="dxa" w:w="5102"/>
+          </w:tcPr>
+          <w:p>
+            <w:r/>
+            <w:r>
+              <w:rPr>
+                <w:rFonts w:ascii="Yu Gothic" w:hAnsi="Yu Gothic" w:eastAsia="游ゴシック"/>
+                <w:b w:val="0"/>
+                <w:sz w:val="19"/>
+              </w:rPr>
+              <w:t>Copilot を利用できない場合の代替演習を含めて研修を設計</w:t>
+            </w:r>
+          </w:p>
+        </w:tc>
+        <w:tc>
+          <w:tcPr>
+            <w:tcW w:type="dxa" w:w="2268"/>
+          </w:tcPr>
+          <w:p>
+            <w:r/>
+            <w:r>
+              <w:rPr>
+                <w:rFonts w:ascii="Yu Gothic" w:hAnsi="Yu Gothic" w:eastAsia="游ゴシック"/>
+                <w:b w:val="0"/>
+                <w:sz w:val="19"/>
+              </w:rPr>
+              <w:t>10/16 の提案に反映</w:t>
             </w:r>
           </w:p>
         </w:tc>
@@ -1083,7 +1447,7 @@
           <w:b w:val="0"/>
           <w:sz w:val="19"/>
         </w:rPr>
-        <w:t>【確認ポイント】「今週金曜」「来週火曜」などの相対的な日付を、商談日（10/6）を基準に具体的な日付へ直したか。個人の携帯番号・雑談（ゴルフの話）を議事録から除いたか。</w:t>
+        <w:t>【確認ポイント】話者A／B／Cを正しく特定したか。「今週金曜」「来週月曜」「来週火曜」を商談日（10/6）基準の日付に直したか。決まっていないこと（利用可否・フォロー担当・予算承認・承認者・日程）を、決まったこととして書いていないか。事前アンケートを「合意事項」にしていないか。</w:t>
       </w:r>
     </w:p>
     <w:sectPr>
